--- a/HW1/Q1_Q3_Q5_dry.docx
+++ b/HW1/Q1_Q3_Q5_dry.docx
@@ -655,15 +655,7 @@
                   <w:sz w:val="24"/>
                   <w:szCs w:val="24"/>
                 </w:rPr>
-                <m:t>dt</m:t>
-              </m:r>
-              <m:r>
-                <w:rPr>
-                  <w:rFonts w:ascii="Cambria Math" w:eastAsiaTheme="minorEastAsia" w:hAnsi="Cambria Math"/>
-                  <w:sz w:val="24"/>
-                  <w:szCs w:val="24"/>
-                </w:rPr>
-                <m:t>=</m:t>
+                <m:t>dt=</m:t>
               </m:r>
               <m:f>
                 <m:fPr>
@@ -1182,6 +1174,9 @@
             </m:den>
           </m:f>
           <m:r>
+            <m:rPr>
+              <m:sty m:val="p"/>
+            </m:rPr>
             <w:rPr>
               <w:rFonts w:ascii="Cambria Math" w:eastAsiaTheme="minorEastAsia" w:hAnsi="Cambria Math"/>
               <w:sz w:val="24"/>
@@ -1492,6 +1487,9 @@
             </m:e>
           </m:d>
           <m:r>
+            <m:rPr>
+              <m:sty m:val="p"/>
+            </m:rPr>
             <w:rPr>
               <w:rFonts w:ascii="Cambria Math" w:eastAsiaTheme="minorEastAsia" w:hAnsi="Cambria Math"/>
               <w:sz w:val="24"/>
@@ -2044,6 +2042,9 @@
             </m:den>
           </m:f>
           <m:r>
+            <m:rPr>
+              <m:sty m:val="p"/>
+            </m:rPr>
             <w:rPr>
               <w:rFonts w:ascii="Cambria Math" w:eastAsiaTheme="minorEastAsia" w:hAnsi="Cambria Math"/>
               <w:sz w:val="24"/>
@@ -2468,6 +2469,9 @@
             </m:e>
           </m:d>
           <m:r>
+            <m:rPr>
+              <m:sty m:val="p"/>
+            </m:rPr>
             <w:rPr>
               <w:rFonts w:ascii="Cambria Math" w:eastAsiaTheme="minorEastAsia" w:hAnsi="Cambria Math"/>
               <w:sz w:val="24"/>
@@ -2732,6 +2736,9 @@
             </m:den>
           </m:f>
           <m:r>
+            <m:rPr>
+              <m:sty m:val="p"/>
+            </m:rPr>
             <w:rPr>
               <w:rFonts w:ascii="Cambria Math" w:eastAsiaTheme="minorEastAsia" w:hAnsi="Cambria Math"/>
               <w:sz w:val="24"/>
@@ -2996,15 +3003,7 @@
                       <w:sz w:val="24"/>
                       <w:szCs w:val="24"/>
                     </w:rPr>
-                    <m:t xml:space="preserve">t - </m:t>
-                  </m:r>
-                  <m:r>
-                    <w:rPr>
-                      <w:rFonts w:ascii="Cambria Math" w:eastAsiaTheme="minorEastAsia" w:hAnsi="Cambria Math"/>
-                      <w:sz w:val="24"/>
-                      <w:szCs w:val="24"/>
-                    </w:rPr>
-                    <m:t>3</m:t>
+                    <m:t>t - 3</m:t>
                   </m:r>
                 </m:e>
               </m:d>
@@ -3160,15 +3159,7 @@
                       <w:sz w:val="24"/>
                       <w:szCs w:val="24"/>
                     </w:rPr>
-                    <m:t>t-</m:t>
-                  </m:r>
-                  <m:r>
-                    <w:rPr>
-                      <w:rFonts w:ascii="Cambria Math" w:eastAsiaTheme="minorEastAsia" w:hAnsi="Cambria Math"/>
-                      <w:sz w:val="24"/>
-                      <w:szCs w:val="24"/>
-                    </w:rPr>
-                    <m:t>2</m:t>
+                    <m:t>t-2</m:t>
                   </m:r>
                 </m:sub>
               </m:sSub>
@@ -3372,15 +3363,7 @@
                       <w:sz w:val="24"/>
                       <w:szCs w:val="24"/>
                     </w:rPr>
-                    <m:t xml:space="preserve">t - </m:t>
-                  </m:r>
-                  <m:r>
-                    <w:rPr>
-                      <w:rFonts w:ascii="Cambria Math" w:eastAsiaTheme="minorEastAsia" w:hAnsi="Cambria Math"/>
-                      <w:sz w:val="24"/>
-                      <w:szCs w:val="24"/>
-                    </w:rPr>
-                    <m:t>2</m:t>
+                    <m:t>t - 2</m:t>
                   </m:r>
                 </m:e>
               </m:d>
@@ -3425,15 +3408,7 @@
                       <w:sz w:val="24"/>
                       <w:szCs w:val="24"/>
                     </w:rPr>
-                    <m:t xml:space="preserve">t - </m:t>
-                  </m:r>
-                  <m:r>
-                    <w:rPr>
-                      <w:rFonts w:ascii="Cambria Math" w:eastAsiaTheme="minorEastAsia" w:hAnsi="Cambria Math"/>
-                      <w:sz w:val="24"/>
-                      <w:szCs w:val="24"/>
-                    </w:rPr>
-                    <m:t>2</m:t>
+                    <m:t>t - 2</m:t>
                   </m:r>
                 </m:e>
               </m:d>
@@ -3475,21 +3450,16 @@
                       <w:sz w:val="24"/>
                       <w:szCs w:val="24"/>
                     </w:rPr>
-                    <m:t>t-</m:t>
-                  </m:r>
-                  <m:r>
-                    <w:rPr>
-                      <w:rFonts w:ascii="Cambria Math" w:eastAsiaTheme="minorEastAsia" w:hAnsi="Cambria Math"/>
-                      <w:sz w:val="24"/>
-                      <w:szCs w:val="24"/>
-                    </w:rPr>
-                    <m:t>2</m:t>
+                    <m:t>t-2</m:t>
                   </m:r>
                 </m:sub>
               </m:sSub>
             </m:den>
           </m:f>
           <m:r>
+            <m:rPr>
+              <m:sty m:val="p"/>
+            </m:rPr>
             <w:rPr>
               <w:rFonts w:ascii="Cambria Math" w:eastAsiaTheme="minorEastAsia" w:hAnsi="Cambria Math"/>
               <w:sz w:val="24"/>
@@ -3630,15 +3600,7 @@
                           <w:sz w:val="24"/>
                           <w:szCs w:val="24"/>
                         </w:rPr>
-                        <m:t xml:space="preserve">t - </m:t>
-                      </m:r>
-                      <m:r>
-                        <w:rPr>
-                          <w:rFonts w:ascii="Cambria Math" w:eastAsiaTheme="minorEastAsia" w:hAnsi="Cambria Math"/>
-                          <w:sz w:val="24"/>
-                          <w:szCs w:val="24"/>
-                        </w:rPr>
-                        <m:t>2</m:t>
+                        <m:t>t - 2</m:t>
                       </m:r>
                     </m:e>
                   </m:d>
@@ -3678,15 +3640,7 @@
                           <w:sz w:val="24"/>
                           <w:szCs w:val="24"/>
                         </w:rPr>
-                        <m:t>t-</m:t>
-                      </m:r>
-                      <m:r>
-                        <w:rPr>
-                          <w:rFonts w:ascii="Cambria Math" w:eastAsiaTheme="minorEastAsia" w:hAnsi="Cambria Math"/>
-                          <w:sz w:val="24"/>
-                          <w:szCs w:val="24"/>
-                        </w:rPr>
-                        <m:t>1</m:t>
+                        <m:t>t-1</m:t>
                       </m:r>
                     </m:sub>
                   </m:sSub>
@@ -3747,15 +3701,7 @@
                               <w:sz w:val="24"/>
                               <w:szCs w:val="24"/>
                             </w:rPr>
-                            <m:t xml:space="preserve">t - </m:t>
-                          </m:r>
-                          <m:r>
-                            <w:rPr>
-                              <w:rFonts w:ascii="Cambria Math" w:eastAsiaTheme="minorEastAsia" w:hAnsi="Cambria Math"/>
-                              <w:sz w:val="24"/>
-                              <w:szCs w:val="24"/>
-                            </w:rPr>
-                            <m:t>2</m:t>
+                            <m:t>t - 2</m:t>
                           </m:r>
                         </m:e>
                       </m:d>
@@ -3791,15 +3737,7 @@
                       <w:sz w:val="24"/>
                       <w:szCs w:val="24"/>
                     </w:rPr>
-                    <m:t xml:space="preserve">t - </m:t>
-                  </m:r>
-                  <m:r>
-                    <w:rPr>
-                      <w:rFonts w:ascii="Cambria Math" w:eastAsiaTheme="minorEastAsia" w:hAnsi="Cambria Math"/>
-                      <w:sz w:val="24"/>
-                      <w:szCs w:val="24"/>
-                    </w:rPr>
-                    <m:t>2</m:t>
+                    <m:t>t - 2</m:t>
                   </m:r>
                 </m:e>
               </m:d>
@@ -3855,15 +3793,7 @@
                           <w:sz w:val="24"/>
                           <w:szCs w:val="24"/>
                         </w:rPr>
-                        <m:t xml:space="preserve">t - </m:t>
-                      </m:r>
-                      <m:r>
-                        <w:rPr>
-                          <w:rFonts w:ascii="Cambria Math" w:eastAsiaTheme="minorEastAsia" w:hAnsi="Cambria Math"/>
-                          <w:sz w:val="24"/>
-                          <w:szCs w:val="24"/>
-                        </w:rPr>
-                        <m:t>3</m:t>
+                        <m:t>t - 3</m:t>
                       </m:r>
                     </m:e>
                   </m:d>
@@ -3903,15 +3833,7 @@
                           <w:sz w:val="24"/>
                           <w:szCs w:val="24"/>
                         </w:rPr>
-                        <m:t>t-</m:t>
-                      </m:r>
-                      <m:r>
-                        <w:rPr>
-                          <w:rFonts w:ascii="Cambria Math" w:eastAsiaTheme="minorEastAsia" w:hAnsi="Cambria Math"/>
-                          <w:sz w:val="24"/>
-                          <w:szCs w:val="24"/>
-                        </w:rPr>
-                        <m:t>2</m:t>
+                        <m:t>t-2</m:t>
                       </m:r>
                     </m:sub>
                   </m:sSub>
@@ -3972,15 +3894,7 @@
                               <w:sz w:val="24"/>
                               <w:szCs w:val="24"/>
                             </w:rPr>
-                            <m:t xml:space="preserve">t - </m:t>
-                          </m:r>
-                          <m:r>
-                            <w:rPr>
-                              <w:rFonts w:ascii="Cambria Math" w:eastAsiaTheme="minorEastAsia" w:hAnsi="Cambria Math"/>
-                              <w:sz w:val="24"/>
-                              <w:szCs w:val="24"/>
-                            </w:rPr>
-                            <m:t>3</m:t>
+                            <m:t>t - 3</m:t>
                           </m:r>
                         </m:e>
                       </m:d>
@@ -4033,6 +3947,9 @@
             </m:den>
           </m:f>
           <m:r>
+            <m:rPr>
+              <m:sty m:val="p"/>
+            </m:rPr>
             <w:rPr>
               <w:rFonts w:ascii="Cambria Math" w:eastAsiaTheme="minorEastAsia" w:hAnsi="Cambria Math"/>
               <w:sz w:val="24"/>
@@ -4049,16 +3966,7 @@
               <w:szCs w:val="24"/>
               <w:lang w:val="en-US"/>
             </w:rPr>
-            <m:t>=</m:t>
-          </m:r>
-          <m:r>
-            <w:rPr>
-              <w:rFonts w:ascii="Cambria Math" w:eastAsiaTheme="minorEastAsia" w:hAnsi="Cambria Math"/>
-              <w:sz w:val="24"/>
-              <w:szCs w:val="24"/>
-              <w:lang w:val="en-US"/>
-            </w:rPr>
-            <m:t>-</m:t>
+            <m:t>=-</m:t>
           </m:r>
           <m:r>
             <w:rPr>
@@ -4159,15 +4067,7 @@
                   <w:sz w:val="24"/>
                   <w:szCs w:val="24"/>
                 </w:rPr>
-                <m:t>t-</m:t>
-              </m:r>
-              <m:r>
-                <w:rPr>
-                  <w:rFonts w:ascii="Cambria Math" w:eastAsiaTheme="minorEastAsia" w:hAnsi="Cambria Math"/>
-                  <w:sz w:val="24"/>
-                  <w:szCs w:val="24"/>
-                </w:rPr>
-                <m:t>1</m:t>
+                <m:t>t-1</m:t>
               </m:r>
             </m:sub>
           </m:sSub>
@@ -4252,15 +4152,7 @@
                       <w:sz w:val="24"/>
                       <w:szCs w:val="24"/>
                     </w:rPr>
-                    <m:t xml:space="preserve">t - </m:t>
-                  </m:r>
-                  <m:r>
-                    <w:rPr>
-                      <w:rFonts w:ascii="Cambria Math" w:eastAsiaTheme="minorEastAsia" w:hAnsi="Cambria Math"/>
-                      <w:sz w:val="24"/>
-                      <w:szCs w:val="24"/>
-                    </w:rPr>
-                    <m:t>2</m:t>
+                    <m:t>t - 2</m:t>
                   </m:r>
                 </m:e>
               </m:d>
@@ -4323,15 +4215,7 @@
                       <w:sz w:val="24"/>
                       <w:szCs w:val="24"/>
                     </w:rPr>
-                    <m:t xml:space="preserve">t - </m:t>
-                  </m:r>
-                  <m:r>
-                    <w:rPr>
-                      <w:rFonts w:ascii="Cambria Math" w:eastAsiaTheme="minorEastAsia" w:hAnsi="Cambria Math"/>
-                      <w:sz w:val="24"/>
-                      <w:szCs w:val="24"/>
-                    </w:rPr>
-                    <m:t>3</m:t>
+                    <m:t>t - 3</m:t>
                   </m:r>
                 </m:e>
               </m:d>
@@ -4486,15 +4370,7 @@
                       <w:sz w:val="24"/>
                       <w:szCs w:val="24"/>
                     </w:rPr>
-                    <m:t>t-</m:t>
-                  </m:r>
-                  <m:r>
-                    <w:rPr>
-                      <w:rFonts w:ascii="Cambria Math" w:eastAsiaTheme="minorEastAsia" w:hAnsi="Cambria Math"/>
-                      <w:sz w:val="24"/>
-                      <w:szCs w:val="24"/>
-                    </w:rPr>
-                    <m:t>τ</m:t>
+                    <m:t>t-τ</m:t>
                   </m:r>
                 </m:sub>
               </m:sSub>
@@ -4698,15 +4574,7 @@
                       <w:sz w:val="24"/>
                       <w:szCs w:val="24"/>
                     </w:rPr>
-                    <m:t xml:space="preserve">t - </m:t>
-                  </m:r>
-                  <m:r>
-                    <w:rPr>
-                      <w:rFonts w:ascii="Cambria Math" w:eastAsiaTheme="minorEastAsia" w:hAnsi="Cambria Math"/>
-                      <w:sz w:val="24"/>
-                      <w:szCs w:val="24"/>
-                    </w:rPr>
-                    <m:t>2</m:t>
+                    <m:t>t - 2</m:t>
                   </m:r>
                 </m:e>
               </m:d>
@@ -4751,15 +4619,7 @@
                       <w:sz w:val="24"/>
                       <w:szCs w:val="24"/>
                     </w:rPr>
-                    <m:t xml:space="preserve">t - </m:t>
-                  </m:r>
-                  <m:r>
-                    <w:rPr>
-                      <w:rFonts w:ascii="Cambria Math" w:eastAsiaTheme="minorEastAsia" w:hAnsi="Cambria Math"/>
-                      <w:sz w:val="24"/>
-                      <w:szCs w:val="24"/>
-                    </w:rPr>
-                    <m:t>2</m:t>
+                    <m:t>t - 2</m:t>
                   </m:r>
                 </m:e>
               </m:d>
@@ -4791,15 +4651,7 @@
                       <w:sz w:val="24"/>
                       <w:szCs w:val="24"/>
                     </w:rPr>
-                    <m:t xml:space="preserve">t - </m:t>
-                  </m:r>
-                  <m:r>
-                    <w:rPr>
-                      <w:rFonts w:ascii="Cambria Math" w:eastAsiaTheme="minorEastAsia" w:hAnsi="Cambria Math"/>
-                      <w:sz w:val="24"/>
-                      <w:szCs w:val="24"/>
-                    </w:rPr>
-                    <m:t>3</m:t>
+                    <m:t>t - 3</m:t>
                   </m:r>
                 </m:e>
               </m:d>
@@ -4853,15 +4705,7 @@
                       <w:sz w:val="24"/>
                       <w:szCs w:val="24"/>
                     </w:rPr>
-                    <m:t xml:space="preserve">t - </m:t>
-                  </m:r>
-                  <m:r>
-                    <w:rPr>
-                      <w:rFonts w:ascii="Cambria Math" w:eastAsiaTheme="minorEastAsia" w:hAnsi="Cambria Math"/>
-                      <w:sz w:val="24"/>
-                      <w:szCs w:val="24"/>
-                    </w:rPr>
-                    <m:t>τ</m:t>
+                    <m:t>t - τ</m:t>
                   </m:r>
                 </m:e>
               </m:d>
@@ -4903,21 +4747,16 @@
                       <w:sz w:val="24"/>
                       <w:szCs w:val="24"/>
                     </w:rPr>
-                    <m:t>t-</m:t>
-                  </m:r>
-                  <m:r>
-                    <w:rPr>
-                      <w:rFonts w:ascii="Cambria Math" w:eastAsiaTheme="minorEastAsia" w:hAnsi="Cambria Math"/>
-                      <w:sz w:val="24"/>
-                      <w:szCs w:val="24"/>
-                    </w:rPr>
-                    <m:t>τ</m:t>
+                    <m:t>t-τ</m:t>
                   </m:r>
                 </m:sub>
               </m:sSub>
             </m:den>
           </m:f>
           <m:r>
+            <m:rPr>
+              <m:sty m:val="p"/>
+            </m:rPr>
             <w:rPr>
               <w:rFonts w:ascii="Cambria Math" w:eastAsiaTheme="minorEastAsia" w:hAnsi="Cambria Math"/>
               <w:sz w:val="24"/>
@@ -4935,16 +4774,7 @@
               <w:szCs w:val="24"/>
               <w:lang w:val="en-US"/>
             </w:rPr>
-            <m:t>=</m:t>
-          </m:r>
-          <m:r>
-            <w:rPr>
-              <w:rFonts w:ascii="Cambria Math" w:eastAsiaTheme="minorEastAsia" w:hAnsi="Cambria Math"/>
-              <w:sz w:val="24"/>
-              <w:szCs w:val="24"/>
-              <w:lang w:val="en-US"/>
-            </w:rPr>
-            <m:t>-</m:t>
+            <m:t>=-</m:t>
           </m:r>
           <m:r>
             <w:rPr>
@@ -5357,39 +5187,7 @@
                       <w:sz w:val="24"/>
                       <w:szCs w:val="24"/>
                     </w:rPr>
-                    <m:t>t -</m:t>
-                  </m:r>
-                  <m:r>
-                    <w:rPr>
-                      <w:rFonts w:ascii="Cambria Math" w:eastAsiaTheme="minorEastAsia" w:hAnsi="Cambria Math"/>
-                      <w:sz w:val="24"/>
-                      <w:szCs w:val="24"/>
-                    </w:rPr>
-                    <m:t xml:space="preserve"> τ</m:t>
-                  </m:r>
-                  <m:r>
-                    <w:rPr>
-                      <w:rFonts w:ascii="Cambria Math" w:eastAsiaTheme="minorEastAsia" w:hAnsi="Cambria Math"/>
-                      <w:sz w:val="24"/>
-                      <w:szCs w:val="24"/>
-                    </w:rPr>
-                    <m:t xml:space="preserve"> </m:t>
-                  </m:r>
-                  <m:r>
-                    <w:rPr>
-                      <w:rFonts w:ascii="Cambria Math" w:eastAsiaTheme="minorEastAsia" w:hAnsi="Cambria Math"/>
-                      <w:sz w:val="24"/>
-                      <w:szCs w:val="24"/>
-                    </w:rPr>
-                    <m:t xml:space="preserve">- </m:t>
-                  </m:r>
-                  <m:r>
-                    <w:rPr>
-                      <w:rFonts w:ascii="Cambria Math" w:eastAsiaTheme="minorEastAsia" w:hAnsi="Cambria Math"/>
-                      <w:sz w:val="24"/>
-                      <w:szCs w:val="24"/>
-                    </w:rPr>
-                    <m:t>1</m:t>
+                    <m:t>t - τ - 1</m:t>
                   </m:r>
                 </m:e>
               </m:d>
@@ -5415,30 +5213,15 @@
       </w:r>
       <w:r>
         <w:br/>
-      </w:r>
-      <w:r>
-        <w:t>-</w:t>
-      </w:r>
-      <w:r>
-        <w:t xml:space="preserve"> It updates the step size more frequently, which is beneficial because delayed updates can negatively affect performance, as discussed in class.</w:t>
+        <w:t>- It updates the step size more frequently, which is beneficial because delayed updates can negatively affect performance, as discussed in class.</w:t>
       </w:r>
       <w:r>
         <w:br/>
-      </w:r>
-      <w:r>
-        <w:t>-</w:t>
-      </w:r>
-      <w:r>
-        <w:t xml:space="preserve"> It is computationally cheaper, since it avoids explicit Hessian computations. While Hessian–vector products are feasible in practice, they are still more expensive than standard gradient calculations.</w:t>
+        <w:t>- It is computationally cheaper, since it avoids explicit Hessian computations. While Hessian–vector products are feasible in practice, they are still more expensive than standard gradient calculations.</w:t>
       </w:r>
       <w:r>
         <w:br/>
-      </w:r>
-      <w:r>
-        <w:t>-</w:t>
-      </w:r>
-      <w:r>
-        <w:t xml:space="preserve"> The second approach requires backpropagation through a long optimization trajectory, which is both memory-intensive (because the entire process must be stored) and potentially unstable due to vanishing or exploding gradients.</w:t>
+        <w:t>- The second approach requires backpropagation through a long optimization trajectory, which is both memory-intensive (because the entire process must be stored) and potentially unstable due to vanishing or exploding gradients.</w:t>
       </w:r>
       <w:r>
         <w:br/>
@@ -5452,12 +5235,7 @@
       </w:r>
       <w:r>
         <w:br/>
-      </w:r>
-      <w:r>
-        <w:t>-</w:t>
-      </w:r>
-      <w:r>
-        <w:t xml:space="preserve"> The step size is updated based on the loss at a later point in the optimization, which is more closely related to the final objective (the loss at the end of training). In contrast, the first approach is greedy and focuses only on minimizing the loss after a single update step.</w:t>
+        <w:t>- The step size is updated based on the loss at a later point in the optimization, which is more closely related to the final objective (the loss at the end of training). In contrast, the first approach is greedy and focuses only on minimizing the loss after a single update step.</w:t>
       </w:r>
     </w:p>
     <w:p>
@@ -5473,7 +5251,7 @@
           <w:sz w:val="28"/>
           <w:szCs w:val="28"/>
           <w:u w:val="single"/>
-          <w:lang w:val="en-IL" w:eastAsia="en-IL"/>
+          <w:lang w:eastAsia="en-IL"/>
           <w14:ligatures w14:val="none"/>
         </w:rPr>
       </w:pPr>
@@ -5484,7 +5262,7 @@
           <w:sz w:val="28"/>
           <w:szCs w:val="28"/>
           <w:u w:val="single"/>
-          <w:lang w:val="en-IL" w:eastAsia="en-IL"/>
+          <w:lang w:eastAsia="en-IL"/>
           <w14:ligatures w14:val="none"/>
         </w:rPr>
         <w:lastRenderedPageBreak/>
@@ -5498,7 +5276,7 @@
           <w:kern w:val="0"/>
           <w:sz w:val="24"/>
           <w:szCs w:val="24"/>
-          <w:lang w:val="en-IL" w:eastAsia="en-IL"/>
+          <w:lang w:eastAsia="en-IL"/>
           <w14:ligatures w14:val="none"/>
         </w:rPr>
       </w:pPr>
@@ -5508,7 +5286,7 @@
           <w:kern w:val="0"/>
           <w:sz w:val="24"/>
           <w:szCs w:val="24"/>
-          <w:lang w:val="en-IL" w:eastAsia="en-IL"/>
+          <w:lang w:eastAsia="en-IL"/>
           <w14:ligatures w14:val="none"/>
         </w:rPr>
         <w:t>Solution:</w:t>
@@ -5539,6 +5317,9 @@
             <m:t xml:space="preserve">f(g(h(x + ϵx '))) = f(g(h(x) + ϵh '(x)x ')) </m:t>
           </m:r>
           <m:r>
+            <m:rPr>
+              <m:sty m:val="p"/>
+            </m:rPr>
             <w:rPr>
               <w:rFonts w:ascii="Cambria Math" w:eastAsia="Times New Roman" w:hAnsi="Cambria Math" w:cs="Times New Roman"/>
               <w:kern w:val="0"/>
@@ -5563,6 +5344,9 @@
             <m:t xml:space="preserve">= f(g(h(x)) + ϵg ' (h(x))h ' (x)x ' ) </m:t>
           </m:r>
           <m:r>
+            <m:rPr>
+              <m:sty m:val="p"/>
+            </m:rPr>
             <w:rPr>
               <w:rFonts w:ascii="Cambria Math" w:eastAsia="Times New Roman" w:hAnsi="Cambria Math" w:cs="Times New Roman"/>
               <w:kern w:val="0"/>
@@ -5584,38 +5368,19 @@
               <w:lang w:eastAsia="en-IL"/>
               <w14:ligatures w14:val="none"/>
             </w:rPr>
-            <m:t xml:space="preserve">= f(g(h(x))) + ϵf '(g(h(x)))g '(h(x))h </m:t>
+            <m:t>= f(g(h(x))) + ϵf '(g(h(x)))g '(h(x))h</m:t>
           </m:r>
-          <m:sSubSup>
-            <m:sSubSupPr>
-              <m:ctrlPr>
-                <w:rPr>
-                  <w:rFonts w:ascii="Cambria Math" w:eastAsia="Times New Roman" w:hAnsi="Cambria Math" w:cs="Times New Roman"/>
-                  <w:i/>
-                  <w:kern w:val="0"/>
-                  <w:sz w:val="24"/>
-                  <w:szCs w:val="24"/>
-                  <w:lang w:eastAsia="en-IL"/>
-                  <w14:ligatures w14:val="none"/>
-                </w:rPr>
-              </m:ctrlPr>
-            </m:sSubSupPr>
-            <m:e/>
-            <m:sub/>
-            <m:sup>
-              <m:r>
-                <w:rPr>
-                  <w:rFonts w:ascii="Cambria Math" w:eastAsia="Times New Roman" w:hAnsi="Cambria Math" w:cs="Times New Roman"/>
-                  <w:kern w:val="0"/>
-                  <w:sz w:val="24"/>
-                  <w:szCs w:val="24"/>
-                  <w:lang w:eastAsia="en-IL"/>
-                  <w14:ligatures w14:val="none"/>
-                </w:rPr>
-                <m:t>'</m:t>
-              </m:r>
-            </m:sup>
-          </m:sSubSup>
+          <m:r>
+            <w:rPr>
+              <w:rFonts w:ascii="Cambria Math" w:eastAsia="Times New Roman" w:hAnsi="Cambria Math" w:cs="Times New Roman"/>
+              <w:kern w:val="0"/>
+              <w:sz w:val="24"/>
+              <w:szCs w:val="24"/>
+              <w:lang w:eastAsia="en-IL"/>
+              <w14:ligatures w14:val="none"/>
+            </w:rPr>
+            <m:t>'</m:t>
+          </m:r>
           <m:d>
             <m:dPr>
               <m:ctrlPr>
@@ -5653,48 +5418,7 @@
               <w:lang w:eastAsia="en-IL"/>
               <w14:ligatures w14:val="none"/>
             </w:rPr>
-            <m:t xml:space="preserve">x </m:t>
-          </m:r>
-          <m:sSubSup>
-            <m:sSubSupPr>
-              <m:ctrlPr>
-                <w:rPr>
-                  <w:rFonts w:ascii="Cambria Math" w:eastAsia="Times New Roman" w:hAnsi="Cambria Math" w:cs="Times New Roman"/>
-                  <w:i/>
-                  <w:kern w:val="0"/>
-                  <w:sz w:val="24"/>
-                  <w:szCs w:val="24"/>
-                  <w:lang w:eastAsia="en-IL"/>
-                  <w14:ligatures w14:val="none"/>
-                </w:rPr>
-              </m:ctrlPr>
-            </m:sSubSupPr>
-            <m:e/>
-            <m:sub/>
-            <m:sup>
-              <m:r>
-                <w:rPr>
-                  <w:rFonts w:ascii="Cambria Math" w:eastAsia="Times New Roman" w:hAnsi="Cambria Math" w:cs="Times New Roman"/>
-                  <w:kern w:val="0"/>
-                  <w:sz w:val="24"/>
-                  <w:szCs w:val="24"/>
-                  <w:lang w:eastAsia="en-IL"/>
-                  <w14:ligatures w14:val="none"/>
-                </w:rPr>
-                <m:t>'</m:t>
-              </m:r>
-            </m:sup>
-          </m:sSubSup>
-          <m:r>
-            <w:rPr>
-              <w:rFonts w:ascii="Cambria Math" w:eastAsia="Times New Roman" w:hAnsi="Cambria Math" w:cs="Times New Roman"/>
-              <w:kern w:val="0"/>
-              <w:sz w:val="24"/>
-              <w:szCs w:val="24"/>
-              <w:lang w:eastAsia="en-IL"/>
-              <w14:ligatures w14:val="none"/>
-            </w:rPr>
-            <m:t>'</m:t>
+            <m:t>x'</m:t>
           </m:r>
         </m:oMath>
       </m:oMathPara>
@@ -5706,7 +5430,7 @@
           <w:kern w:val="0"/>
           <w:sz w:val="24"/>
           <w:szCs w:val="24"/>
-          <w:lang w:val="en-IL" w:eastAsia="en-IL"/>
+          <w:lang w:eastAsia="en-IL"/>
           <w14:ligatures w14:val="none"/>
         </w:rPr>
       </w:pPr>
@@ -5716,7 +5440,7 @@
           <w:kern w:val="0"/>
           <w:sz w:val="24"/>
           <w:szCs w:val="24"/>
-          <w:lang w:val="en-IL" w:eastAsia="en-IL"/>
+          <w:lang w:eastAsia="en-IL"/>
           <w14:ligatures w14:val="none"/>
         </w:rPr>
         <w:t>Therefore:</w:t>
@@ -5729,7 +5453,7 @@
           <w:kern w:val="0"/>
           <w:sz w:val="24"/>
           <w:szCs w:val="24"/>
-          <w:lang w:val="en-IL" w:eastAsia="en-IL"/>
+          <w:lang w:eastAsia="en-IL"/>
           <w14:ligatures w14:val="none"/>
         </w:rPr>
       </w:pPr>
@@ -5862,51 +5586,7 @@
               <w:lang w:eastAsia="en-IL"/>
               <w14:ligatures w14:val="none"/>
             </w:rPr>
-            <m:t>= coefficient</m:t>
-          </m:r>
-          <m:r>
-            <w:rPr>
-              <w:rFonts w:ascii="Cambria Math" w:eastAsia="Times New Roman" w:hAnsi="Cambria Math" w:cs="Times New Roman"/>
-              <w:kern w:val="0"/>
-              <w:sz w:val="24"/>
-              <w:szCs w:val="24"/>
-              <w:lang w:eastAsia="en-IL"/>
-              <w14:ligatures w14:val="none"/>
-            </w:rPr>
-            <m:t xml:space="preserve"> </m:t>
-          </m:r>
-          <m:r>
-            <w:rPr>
-              <w:rFonts w:ascii="Cambria Math" w:eastAsia="Times New Roman" w:hAnsi="Cambria Math" w:cs="Times New Roman"/>
-              <w:kern w:val="0"/>
-              <w:sz w:val="24"/>
-              <w:szCs w:val="24"/>
-              <w:lang w:eastAsia="en-IL"/>
-              <w14:ligatures w14:val="none"/>
-            </w:rPr>
-            <m:t>of</m:t>
-          </m:r>
-          <m:r>
-            <w:rPr>
-              <w:rFonts w:ascii="Cambria Math" w:eastAsia="Times New Roman" w:hAnsi="Cambria Math" w:cs="Times New Roman"/>
-              <w:kern w:val="0"/>
-              <w:sz w:val="24"/>
-              <w:szCs w:val="24"/>
-              <w:lang w:eastAsia="en-IL"/>
-              <w14:ligatures w14:val="none"/>
-            </w:rPr>
-            <m:t xml:space="preserve"> </m:t>
-          </m:r>
-          <m:r>
-            <w:rPr>
-              <w:rFonts w:ascii="Cambria Math" w:eastAsia="Times New Roman" w:hAnsi="Cambria Math" w:cs="Times New Roman"/>
-              <w:kern w:val="0"/>
-              <w:sz w:val="24"/>
-              <w:szCs w:val="24"/>
-              <w:lang w:eastAsia="en-IL"/>
-              <w14:ligatures w14:val="none"/>
-            </w:rPr>
-            <m:t>epsilon</m:t>
+            <m:t>= coefficient of epsilon</m:t>
           </m:r>
           <m:d>
             <m:dPr>
@@ -5932,29 +5612,7 @@
                   <w:lang w:eastAsia="en-IL"/>
                   <w14:ligatures w14:val="none"/>
                 </w:rPr>
-                <m:t>dual</m:t>
-              </m:r>
-              <m:r>
-                <w:rPr>
-                  <w:rFonts w:ascii="Cambria Math" w:eastAsia="Times New Roman" w:hAnsi="Cambria Math" w:cs="Times New Roman"/>
-                  <w:kern w:val="0"/>
-                  <w:sz w:val="24"/>
-                  <w:szCs w:val="24"/>
-                  <w:lang w:eastAsia="en-IL"/>
-                  <w14:ligatures w14:val="none"/>
-                </w:rPr>
-                <m:t xml:space="preserve"> </m:t>
-              </m:r>
-              <m:r>
-                <w:rPr>
-                  <w:rFonts w:ascii="Cambria Math" w:eastAsia="Times New Roman" w:hAnsi="Cambria Math" w:cs="Times New Roman"/>
-                  <w:kern w:val="0"/>
-                  <w:sz w:val="24"/>
-                  <w:szCs w:val="24"/>
-                  <w:lang w:eastAsia="en-IL"/>
-                  <w14:ligatures w14:val="none"/>
-                </w:rPr>
-                <m:t>version</m:t>
+                <m:t>dual version</m:t>
               </m:r>
               <m:d>
                 <m:dPr>
@@ -6015,6 +5673,9 @@
             </m:e>
           </m:d>
           <m:r>
+            <m:rPr>
+              <m:sty m:val="p"/>
+            </m:rPr>
             <w:rPr>
               <w:rFonts w:ascii="Cambria Math" w:eastAsia="Times New Roman" w:hAnsi="Cambria Math" w:cs="Times New Roman"/>
               <w:kern w:val="0"/>
@@ -6771,6 +6432,7 @@
   <w:style w:type="character" w:default="1" w:styleId="DefaultParagraphFont">
     <w:name w:val="Default Paragraph Font"/>
     <w:uiPriority w:val="1"/>
+    <w:semiHidden/>
     <w:unhideWhenUsed/>
   </w:style>
   <w:style w:type="table" w:default="1" w:styleId="TableNormal">
@@ -7109,7 +6771,7 @@
       <w:kern w:val="0"/>
       <w:sz w:val="24"/>
       <w:szCs w:val="24"/>
-      <w:lang w:val="en-IL" w:eastAsia="en-IL"/>
+      <w:lang w:eastAsia="en-IL"/>
       <w14:ligatures w14:val="none"/>
     </w:rPr>
   </w:style>
